--- a/tillsyn/Juvtábákte utvidgning S tillsynsbegäran.docx
+++ b/tillsyn/Juvtábákte utvidgning S tillsynsbegäran.docx
@@ -1250,7 +1250,7 @@
     <w:r>
       <w:tab/>
       <w:tab/>
-      <w:t>2026-07-22</w:t>
+      <w:t>2026-07-23</w:t>
       <w:br/>
       <w:br/>
     </w:r>

--- a/tillsyn/Juvtábákte utvidgning S tillsynsbegäran.docx
+++ b/tillsyn/Juvtábákte utvidgning S tillsynsbegäran.docx
@@ -1250,7 +1250,7 @@
     <w:r>
       <w:tab/>
       <w:tab/>
-      <w:t>2026-07-23</w:t>
+      <w:t>2026-07-24</w:t>
       <w:br/>
       <w:br/>
     </w:r>

--- a/tillsyn/Juvtábákte utvidgning S tillsynsbegäran.docx
+++ b/tillsyn/Juvtábákte utvidgning S tillsynsbegäran.docx
@@ -1250,7 +1250,7 @@
     <w:r>
       <w:tab/>
       <w:tab/>
-      <w:t>2026-07-24</w:t>
+      <w:t>2026-07-25</w:t>
       <w:br/>
       <w:br/>
     </w:r>

--- a/tillsyn/Juvtábákte utvidgning S tillsynsbegäran.docx
+++ b/tillsyn/Juvtábákte utvidgning S tillsynsbegäran.docx
@@ -1250,7 +1250,7 @@
     <w:r>
       <w:tab/>
       <w:tab/>
-      <w:t>2026-07-25</w:t>
+      <w:t>2026-07-26</w:t>
       <w:br/>
       <w:br/>
     </w:r>

--- a/tillsyn/Juvtábákte utvidgning S tillsynsbegäran.docx
+++ b/tillsyn/Juvtábákte utvidgning S tillsynsbegäran.docx
@@ -1250,7 +1250,7 @@
     <w:r>
       <w:tab/>
       <w:tab/>
-      <w:t>2026-07-26</w:t>
+      <w:t>2026-07-27</w:t>
       <w:br/>
       <w:br/>
     </w:r>

--- a/tillsyn/Juvtábákte utvidgning S tillsynsbegäran.docx
+++ b/tillsyn/Juvtábákte utvidgning S tillsynsbegäran.docx
@@ -1250,7 +1250,7 @@
     <w:r>
       <w:tab/>
       <w:tab/>
-      <w:t>2026-07-27</w:t>
+      <w:t>2026-07-28</w:t>
       <w:br/>
       <w:br/>
     </w:r>

--- a/tillsyn/Juvtábákte utvidgning S tillsynsbegäran.docx
+++ b/tillsyn/Juvtábákte utvidgning S tillsynsbegäran.docx
@@ -1250,7 +1250,7 @@
     <w:r>
       <w:tab/>
       <w:tab/>
-      <w:t>2026-07-28</w:t>
+      <w:t>2026-07-29</w:t>
       <w:br/>
       <w:br/>
     </w:r>

--- a/tillsyn/Juvtábákte utvidgning S tillsynsbegäran.docx
+++ b/tillsyn/Juvtábákte utvidgning S tillsynsbegäran.docx
@@ -1250,7 +1250,7 @@
     <w:r>
       <w:tab/>
       <w:tab/>
-      <w:t>2026-07-29</w:t>
+      <w:t>2026-07-30</w:t>
       <w:br/>
       <w:br/>
     </w:r>

--- a/tillsyn/Juvtábákte utvidgning S tillsynsbegäran.docx
+++ b/tillsyn/Juvtábákte utvidgning S tillsynsbegäran.docx
@@ -1250,7 +1250,7 @@
     <w:r>
       <w:tab/>
       <w:tab/>
-      <w:t>2026-07-30</w:t>
+      <w:t>2026-07-31</w:t>
       <w:br/>
       <w:br/>
     </w:r>

--- a/tillsyn/Juvtábákte utvidgning S tillsynsbegäran.docx
+++ b/tillsyn/Juvtábákte utvidgning S tillsynsbegäran.docx
@@ -1250,7 +1250,7 @@
     <w:r>
       <w:tab/>
       <w:tab/>
-      <w:t>2026-07-31</w:t>
+      <w:t>2026-08-01</w:t>
       <w:br/>
       <w:br/>
     </w:r>

--- a/tillsyn/Juvtábákte utvidgning S tillsynsbegäran.docx
+++ b/tillsyn/Juvtábákte utvidgning S tillsynsbegäran.docx
@@ -1250,7 +1250,7 @@
     <w:r>
       <w:tab/>
       <w:tab/>
-      <w:t>2026-08-01</w:t>
+      <w:t>2026-08-02</w:t>
       <w:br/>
       <w:br/>
     </w:r>

--- a/tillsyn/Juvtábákte utvidgning S tillsynsbegäran.docx
+++ b/tillsyn/Juvtábákte utvidgning S tillsynsbegäran.docx
@@ -1250,7 +1250,7 @@
     <w:r>
       <w:tab/>
       <w:tab/>
-      <w:t>2026-08-02</w:t>
+      <w:t>2026-08-03</w:t>
       <w:br/>
       <w:br/>
     </w:r>

--- a/tillsyn/Juvtábákte utvidgning S tillsynsbegäran.docx
+++ b/tillsyn/Juvtábákte utvidgning S tillsynsbegäran.docx
@@ -1250,7 +1250,7 @@
     <w:r>
       <w:tab/>
       <w:tab/>
-      <w:t>2026-08-03</w:t>
+      <w:t>2026-08-04</w:t>
       <w:br/>
       <w:br/>
     </w:r>

--- a/tillsyn/Juvtábákte utvidgning S tillsynsbegäran.docx
+++ b/tillsyn/Juvtábákte utvidgning S tillsynsbegäran.docx
@@ -1250,7 +1250,7 @@
     <w:r>
       <w:tab/>
       <w:tab/>
-      <w:t>2026-08-04</w:t>
+      <w:t>2026-08-05</w:t>
       <w:br/>
       <w:br/>
     </w:r>

--- a/tillsyn/Juvtábákte utvidgning S tillsynsbegäran.docx
+++ b/tillsyn/Juvtábákte utvidgning S tillsynsbegäran.docx
@@ -1250,7 +1250,7 @@
     <w:r>
       <w:tab/>
       <w:tab/>
-      <w:t>2026-08-05</w:t>
+      <w:t>2026-08-06</w:t>
       <w:br/>
       <w:br/>
     </w:r>

--- a/tillsyn/Juvtábákte utvidgning S tillsynsbegäran.docx
+++ b/tillsyn/Juvtábákte utvidgning S tillsynsbegäran.docx
@@ -1250,7 +1250,7 @@
     <w:r>
       <w:tab/>
       <w:tab/>
-      <w:t>2026-08-06</w:t>
+      <w:t>2026-08-07</w:t>
       <w:br/>
       <w:br/>
     </w:r>

--- a/tillsyn/Juvtábákte utvidgning S tillsynsbegäran.docx
+++ b/tillsyn/Juvtábákte utvidgning S tillsynsbegäran.docx
@@ -1250,7 +1250,7 @@
     <w:r>
       <w:tab/>
       <w:tab/>
-      <w:t>2026-08-07</w:t>
+      <w:t>2026-08-08</w:t>
       <w:br/>
       <w:br/>
     </w:r>

--- a/tillsyn/Juvtábákte utvidgning S tillsynsbegäran.docx
+++ b/tillsyn/Juvtábákte utvidgning S tillsynsbegäran.docx
@@ -1250,7 +1250,7 @@
     <w:r>
       <w:tab/>
       <w:tab/>
-      <w:t>2026-08-08</w:t>
+      <w:t>2026-08-09</w:t>
       <w:br/>
       <w:br/>
     </w:r>

--- a/tillsyn/Juvtábákte utvidgning S tillsynsbegäran.docx
+++ b/tillsyn/Juvtábákte utvidgning S tillsynsbegäran.docx
@@ -1250,7 +1250,7 @@
     <w:r>
       <w:tab/>
       <w:tab/>
-      <w:t>2026-08-09</w:t>
+      <w:t>2026-08-10</w:t>
       <w:br/>
       <w:br/>
     </w:r>

--- a/tillsyn/Juvtábákte utvidgning S tillsynsbegäran.docx
+++ b/tillsyn/Juvtábákte utvidgning S tillsynsbegäran.docx
@@ -1250,7 +1250,7 @@
     <w:r>
       <w:tab/>
       <w:tab/>
-      <w:t>2026-08-10</w:t>
+      <w:t>2026-08-11</w:t>
       <w:br/>
       <w:br/>
     </w:r>

--- a/tillsyn/Juvtábákte utvidgning S tillsynsbegäran.docx
+++ b/tillsyn/Juvtábákte utvidgning S tillsynsbegäran.docx
@@ -1250,7 +1250,7 @@
     <w:r>
       <w:tab/>
       <w:tab/>
-      <w:t>2026-08-11</w:t>
+      <w:t>2026-08-12</w:t>
       <w:br/>
       <w:br/>
     </w:r>

--- a/tillsyn/Juvtábákte utvidgning S tillsynsbegäran.docx
+++ b/tillsyn/Juvtábákte utvidgning S tillsynsbegäran.docx
@@ -1250,7 +1250,7 @@
     <w:r>
       <w:tab/>
       <w:tab/>
-      <w:t>2026-08-12</w:t>
+      <w:t>2026-08-13</w:t>
       <w:br/>
       <w:br/>
     </w:r>

--- a/tillsyn/Juvtábákte utvidgning S tillsynsbegäran.docx
+++ b/tillsyn/Juvtábákte utvidgning S tillsynsbegäran.docx
@@ -1250,7 +1250,7 @@
     <w:r>
       <w:tab/>
       <w:tab/>
-      <w:t>2026-08-13</w:t>
+      <w:t>2026-08-14</w:t>
       <w:br/>
       <w:br/>
     </w:r>

--- a/tillsyn/Juvtábákte utvidgning S tillsynsbegäran.docx
+++ b/tillsyn/Juvtábákte utvidgning S tillsynsbegäran.docx
@@ -65,7 +65,7 @@
     </w:p>
     <w:p>
       <w:r>
-        <w:t>I och inom 11 meter från området finns fynd av 17 naturvårdsarter, varav 9 är rödlistade, 9 är fridlysta, 11 är typiska (T) och 4 är signalarter (S): blå taggsvamp (NT, T), dropptaggsvamp (NT, T), lappmes (NT, T, §4), lavskrika (NT, T, §4), skarp dropptaggsvamp (NT), stickelfrö (NT), talltagel (NT, T), tretåig hackspett (NT, T, §4), ullticka (NT, T), nordlig fjädermossa (S), plattlummer (S, T, §9), spindelblomster (S, T, §8), ögonpyrola (S, T), mattlummer (T, §9), brudsporre (§8), fläcknycklar (§8) och revlummer (§9). Se Figur 1.</w:t>
+        <w:t>I och inom 11 meter från området finns fynd av 16 naturvårdsarter, varav 8 är rödlistade, 9 är fridlysta, 10 är typiska (T) och 4 är signalarter (S): blå taggsvamp (NT, T), dropptaggsvamp (NT, T), lappmes (NT, T, §4), lavskrika (NT, T, §4), skarp dropptaggsvamp (NT), stickelfrö (NT), tretåig hackspett (NT, T, §4), ullticka (NT, T), nordlig fjädermossa (S), plattlummer (S, T, §9), spindelblomster (S, T, §8), ögonpyrola (S, T), mattlummer (T, §9), brudsporre (§8), fläcknycklar (§8) och revlummer (§9). Se Figur 1.</w:t>
       </w:r>
     </w:p>
     <w:p>
@@ -200,26 +200,6 @@
         <w:rPr>
           <w:b/>
         </w:rPr>
-        <w:t>Talltagel (NT)</w:t>
-      </w:r>
-      <w:r>
-        <w:t xml:space="preserve"> är en boreal art som förekommer på tall i äldre, öppna tallskogar. Den påverkas negativt av brist på kontinuitetsskog och minskningstakten bedöms vara nära gränsvärdet för Sårbar (VU). Talltagel är typisk art för </w:t>
-      </w:r>
-      <w:r>
-        <w:rPr>
-          <w:i/>
-        </w:rPr>
-        <w:t>9010 Taiga</w:t>
-      </w:r>
-      <w:r>
-        <w:t xml:space="preserve"> (SLU Artdatabanken, 2026).</w:t>
-      </w:r>
-    </w:p>
-    <w:p>
-      <w:r>
-        <w:rPr>
-          <w:b/>
-        </w:rPr>
         <w:t>Tretåig hackspett (NT, §4)</w:t>
       </w:r>
       <w:r>
@@ -444,7 +424,7 @@
     </w:p>
     <w:p>
       <w:r>
-        <w:t>Följande typiska arter har sina livsmiljöer och växtplatser i den aktuella skogen: blå taggsvamp (NT, T), dropptaggsvamp (NT, T), lappmes (NT, T, §4), lavskrika (NT, T, §4), talltagel (NT, T), tretåig hackspett (NT, T, §4), ullticka (NT, T), plattlummer (S, T, §9), spindelblomster (S, T, §8), ögonpyrola (S, T) och mattlummer (T, §9).</w:t>
+        <w:t>Följande typiska arter har sina livsmiljöer och växtplatser i den aktuella skogen: blå taggsvamp (NT, T), dropptaggsvamp (NT, T), lappmes (NT, T, §4), lavskrika (NT, T, §4), tretåig hackspett (NT, T, §4), ullticka (NT, T), plattlummer (S, T, §9), spindelblomster (S, T, §8), ögonpyrola (S, T) och mattlummer (T, §9).</w:t>
       </w:r>
     </w:p>
     <w:p>

--- a/tillsyn/Juvtábákte utvidgning S tillsynsbegäran.docx
+++ b/tillsyn/Juvtábákte utvidgning S tillsynsbegäran.docx
@@ -60,7 +60,7 @@
         <w:spacing w:after="240"/>
       </w:pPr>
       <w:r>
-        <w:t>Figur 1. Fyndplatser för naturvårdsarter i och inom 11 meter från området. Markörer utan svart kant är placerade på fyndplatsen. Markörer med svart kant är placerade vid sidan av fyndplatsen har ett svart streck som visar fyndplatsens exakta position. Kartans mittpunktskoordinat är N 7334273, E 612838 i SWEREF 99 TM.</w:t>
+        <w:t>Figur 1. Fyndplatser för naturvårdsarter i och inom 11 meter från området. Markörer utan svart kant är placerade på fyndplatsen. Markörer med svart kant är placerade vid sidan av fyndplatsen och har ett svart streck som visar fyndplatsens exakta position. Kartans mittpunktskoordinat är N 7334273, E 612838 i SWEREF 99 TM.</w:t>
       </w:r>
     </w:p>
     <w:p>

--- a/tillsyn/Juvtábákte utvidgning S tillsynsbegäran.docx
+++ b/tillsyn/Juvtábákte utvidgning S tillsynsbegäran.docx
@@ -1230,7 +1230,7 @@
     <w:r>
       <w:tab/>
       <w:tab/>
-      <w:t>2026-08-14</w:t>
+      <w:t>2026-08-15</w:t>
       <w:br/>
       <w:br/>
     </w:r>

--- a/tillsyn/Juvtábákte utvidgning S tillsynsbegäran.docx
+++ b/tillsyn/Juvtábákte utvidgning S tillsynsbegäran.docx
@@ -65,7 +65,7 @@
     </w:p>
     <w:p>
       <w:r>
-        <w:t>I och inom 11 meter från området finns fynd av 16 naturvårdsarter, varav 8 är rödlistade, 9 är fridlysta, 10 är typiska (T) och 4 är signalarter (S): blå taggsvamp (NT, T), dropptaggsvamp (NT, T), lappmes (NT, T, §4), lavskrika (NT, T, §4), skarp dropptaggsvamp (NT), stickelfrö (NT), tretåig hackspett (NT, T, §4), ullticka (NT, T), nordlig fjädermossa (S), plattlummer (S, T, §9), spindelblomster (S, T, §8), ögonpyrola (S, T), mattlummer (T, §9), brudsporre (§8), fläcknycklar (§8) och revlummer (§9). Se Figur 1.</w:t>
+        <w:t>I och inom 11 meter från området finns fynd av 17 naturvårdsarter, varav 9 är rödlistade, 9 är fridlysta, 11 är typiska (T) och 4 är signalarter (S): blå taggsvamp (NT, T), dropptaggsvamp (NT, T), lappmes (NT, T, §4), lavskrika (NT, T, §4), skarp dropptaggsvamp (NT), stickelfrö (NT), talltagel (NT, T), tretåig hackspett (NT, T, §4), ullticka (NT, T), nordlig fjädermossa (S), plattlummer (S, T, §9), spindelblomster (S, T, §8), ögonpyrola (S, T), mattlummer (T, §9), brudsporre (§8), fläcknycklar (§8) och revlummer (§9). Se Figur 1.</w:t>
       </w:r>
     </w:p>
     <w:p>
@@ -200,6 +200,26 @@
         <w:rPr>
           <w:b/>
         </w:rPr>
+        <w:t>Talltagel (NT)</w:t>
+      </w:r>
+      <w:r>
+        <w:t xml:space="preserve"> är en boreal art som förekommer på tall i äldre, öppna tallskogar. Den påverkas negativt av brist på kontinuitetsskog och minskningstakten bedöms vara nära gränsvärdet för Sårbar (VU). Talltagel är typisk art för </w:t>
+      </w:r>
+      <w:r>
+        <w:rPr>
+          <w:i/>
+        </w:rPr>
+        <w:t>9010 Taiga</w:t>
+      </w:r>
+      <w:r>
+        <w:t xml:space="preserve"> (SLU Artdatabanken, 2026).</w:t>
+      </w:r>
+    </w:p>
+    <w:p>
+      <w:r>
+        <w:rPr>
+          <w:b/>
+        </w:rPr>
         <w:t>Tretåig hackspett (NT, §4)</w:t>
       </w:r>
       <w:r>
@@ -424,7 +444,7 @@
     </w:p>
     <w:p>
       <w:r>
-        <w:t>Följande typiska arter har sina livsmiljöer och växtplatser i den aktuella skogen: blå taggsvamp (NT, T), dropptaggsvamp (NT, T), lappmes (NT, T, §4), lavskrika (NT, T, §4), tretåig hackspett (NT, T, §4), ullticka (NT, T), plattlummer (S, T, §9), spindelblomster (S, T, §8), ögonpyrola (S, T) och mattlummer (T, §9).</w:t>
+        <w:t>Följande typiska arter har sina livsmiljöer och växtplatser i den aktuella skogen: blå taggsvamp (NT, T), dropptaggsvamp (NT, T), lappmes (NT, T, §4), lavskrika (NT, T, §4), talltagel (NT, T), tretåig hackspett (NT, T, §4), ullticka (NT, T), plattlummer (S, T, §9), spindelblomster (S, T, §8), ögonpyrola (S, T) och mattlummer (T, §9).</w:t>
       </w:r>
     </w:p>
     <w:p>

--- a/tillsyn/Juvtábákte utvidgning S tillsynsbegäran.docx
+++ b/tillsyn/Juvtábákte utvidgning S tillsynsbegäran.docx
@@ -1250,7 +1250,7 @@
     <w:r>
       <w:tab/>
       <w:tab/>
-      <w:t>2026-08-15</w:t>
+      <w:t>2026-08-16</w:t>
       <w:br/>
       <w:br/>
     </w:r>

--- a/tillsyn/Juvtábákte utvidgning S tillsynsbegäran.docx
+++ b/tillsyn/Juvtábákte utvidgning S tillsynsbegäran.docx
@@ -1250,7 +1250,7 @@
     <w:r>
       <w:tab/>
       <w:tab/>
-      <w:t>2026-08-16</w:t>
+      <w:t>2026-08-17</w:t>
       <w:br/>
       <w:br/>
     </w:r>

--- a/tillsyn/Juvtábákte utvidgning S tillsynsbegäran.docx
+++ b/tillsyn/Juvtábákte utvidgning S tillsynsbegäran.docx
@@ -1250,7 +1250,7 @@
     <w:r>
       <w:tab/>
       <w:tab/>
-      <w:t>2026-08-17</w:t>
+      <w:t>2026-08-18</w:t>
       <w:br/>
       <w:br/>
     </w:r>

--- a/tillsyn/Juvtábákte utvidgning S tillsynsbegäran.docx
+++ b/tillsyn/Juvtábákte utvidgning S tillsynsbegäran.docx
@@ -1250,7 +1250,7 @@
     <w:r>
       <w:tab/>
       <w:tab/>
-      <w:t>2026-08-18</w:t>
+      <w:t>2026-08-19</w:t>
       <w:br/>
       <w:br/>
     </w:r>

--- a/tillsyn/Juvtábákte utvidgning S tillsynsbegäran.docx
+++ b/tillsyn/Juvtábákte utvidgning S tillsynsbegäran.docx
@@ -1250,7 +1250,7 @@
     <w:r>
       <w:tab/>
       <w:tab/>
-      <w:t>2026-08-19</w:t>
+      <w:t>2026-08-20</w:t>
       <w:br/>
       <w:br/>
     </w:r>

--- a/tillsyn/Juvtábákte utvidgning S tillsynsbegäran.docx
+++ b/tillsyn/Juvtábákte utvidgning S tillsynsbegäran.docx
@@ -1250,7 +1250,7 @@
     <w:r>
       <w:tab/>
       <w:tab/>
-      <w:t>2026-08-20</w:t>
+      <w:t>2026-08-21</w:t>
       <w:br/>
       <w:br/>
     </w:r>

--- a/tillsyn/Juvtábákte utvidgning S tillsynsbegäran.docx
+++ b/tillsyn/Juvtábákte utvidgning S tillsynsbegäran.docx
@@ -1250,7 +1250,7 @@
     <w:r>
       <w:tab/>
       <w:tab/>
-      <w:t>2026-08-21</w:t>
+      <w:t>2026-08-22</w:t>
       <w:br/>
       <w:br/>
     </w:r>

--- a/tillsyn/Juvtábákte utvidgning S tillsynsbegäran.docx
+++ b/tillsyn/Juvtábákte utvidgning S tillsynsbegäran.docx
@@ -1250,7 +1250,7 @@
     <w:r>
       <w:tab/>
       <w:tab/>
-      <w:t>2026-08-22</w:t>
+      <w:t>2026-08-23</w:t>
       <w:br/>
       <w:br/>
     </w:r>

--- a/tillsyn/Juvtábákte utvidgning S tillsynsbegäran.docx
+++ b/tillsyn/Juvtábákte utvidgning S tillsynsbegäran.docx
@@ -1250,7 +1250,7 @@
     <w:r>
       <w:tab/>
       <w:tab/>
-      <w:t>2026-08-23</w:t>
+      <w:t>2026-08-24</w:t>
       <w:br/>
       <w:br/>
     </w:r>

--- a/tillsyn/Juvtábákte utvidgning S tillsynsbegäran.docx
+++ b/tillsyn/Juvtábákte utvidgning S tillsynsbegäran.docx
@@ -1250,7 +1250,7 @@
     <w:r>
       <w:tab/>
       <w:tab/>
-      <w:t>2026-08-24</w:t>
+      <w:t>2026-08-25</w:t>
       <w:br/>
       <w:br/>
     </w:r>

--- a/tillsyn/Juvtábákte utvidgning S tillsynsbegäran.docx
+++ b/tillsyn/Juvtábákte utvidgning S tillsynsbegäran.docx
@@ -1250,7 +1250,7 @@
     <w:r>
       <w:tab/>
       <w:tab/>
-      <w:t>2026-08-25</w:t>
+      <w:t>2026-08-26</w:t>
       <w:br/>
       <w:br/>
     </w:r>

--- a/tillsyn/Juvtábákte utvidgning S tillsynsbegäran.docx
+++ b/tillsyn/Juvtábákte utvidgning S tillsynsbegäran.docx
@@ -1250,7 +1250,7 @@
     <w:r>
       <w:tab/>
       <w:tab/>
-      <w:t>2026-08-26</w:t>
+      <w:t>2026-08-27</w:t>
       <w:br/>
       <w:br/>
     </w:r>

--- a/tillsyn/Juvtábákte utvidgning S tillsynsbegäran.docx
+++ b/tillsyn/Juvtábákte utvidgning S tillsynsbegäran.docx
@@ -1250,7 +1250,7 @@
     <w:r>
       <w:tab/>
       <w:tab/>
-      <w:t>2026-08-27</w:t>
+      <w:t>2026-08-28</w:t>
       <w:br/>
       <w:br/>
     </w:r>

--- a/tillsyn/Juvtábákte utvidgning S tillsynsbegäran.docx
+++ b/tillsyn/Juvtábákte utvidgning S tillsynsbegäran.docx
@@ -1250,7 +1250,7 @@
     <w:r>
       <w:tab/>
       <w:tab/>
-      <w:t>2026-08-28</w:t>
+      <w:t>2026-08-29</w:t>
       <w:br/>
       <w:br/>
     </w:r>

--- a/tillsyn/Juvtábákte utvidgning S tillsynsbegäran.docx
+++ b/tillsyn/Juvtábákte utvidgning S tillsynsbegäran.docx
@@ -1250,7 +1250,7 @@
     <w:r>
       <w:tab/>
       <w:tab/>
-      <w:t>2026-08-29</w:t>
+      <w:t>2026-08-30</w:t>
       <w:br/>
       <w:br/>
     </w:r>

--- a/tillsyn/Juvtábákte utvidgning S tillsynsbegäran.docx
+++ b/tillsyn/Juvtábákte utvidgning S tillsynsbegäran.docx
@@ -1250,7 +1250,7 @@
     <w:r>
       <w:tab/>
       <w:tab/>
-      <w:t>2026-08-30</w:t>
+      <w:t>2026-08-31</w:t>
       <w:br/>
       <w:br/>
     </w:r>

--- a/tillsyn/Juvtábákte utvidgning S tillsynsbegäran.docx
+++ b/tillsyn/Juvtábákte utvidgning S tillsynsbegäran.docx
@@ -1250,7 +1250,7 @@
     <w:r>
       <w:tab/>
       <w:tab/>
-      <w:t>2026-08-31</w:t>
+      <w:t>2026-09-01</w:t>
       <w:br/>
       <w:br/>
     </w:r>

--- a/tillsyn/Juvtábákte utvidgning S tillsynsbegäran.docx
+++ b/tillsyn/Juvtábákte utvidgning S tillsynsbegäran.docx
@@ -1250,7 +1250,7 @@
     <w:r>
       <w:tab/>
       <w:tab/>
-      <w:t>2026-09-01</w:t>
+      <w:t>2026-09-02</w:t>
       <w:br/>
       <w:br/>
     </w:r>

--- a/tillsyn/Juvtábákte utvidgning S tillsynsbegäran.docx
+++ b/tillsyn/Juvtábákte utvidgning S tillsynsbegäran.docx
@@ -1250,7 +1250,7 @@
     <w:r>
       <w:tab/>
       <w:tab/>
-      <w:t>2026-09-02</w:t>
+      <w:t>2026-09-03</w:t>
       <w:br/>
       <w:br/>
     </w:r>

--- a/tillsyn/Juvtábákte utvidgning S tillsynsbegäran.docx
+++ b/tillsyn/Juvtábákte utvidgning S tillsynsbegäran.docx
@@ -1250,7 +1250,7 @@
     <w:r>
       <w:tab/>
       <w:tab/>
-      <w:t>2026-09-03</w:t>
+      <w:t>2026-09-04</w:t>
       <w:br/>
       <w:br/>
     </w:r>

--- a/tillsyn/Juvtábákte utvidgning S tillsynsbegäran.docx
+++ b/tillsyn/Juvtábákte utvidgning S tillsynsbegäran.docx
@@ -1250,7 +1250,7 @@
     <w:r>
       <w:tab/>
       <w:tab/>
-      <w:t>2026-09-04</w:t>
+      <w:t>2026-09-05</w:t>
       <w:br/>
       <w:br/>
     </w:r>

--- a/tillsyn/Juvtábákte utvidgning S tillsynsbegäran.docx
+++ b/tillsyn/Juvtábákte utvidgning S tillsynsbegäran.docx
@@ -1250,7 +1250,7 @@
     <w:r>
       <w:tab/>
       <w:tab/>
-      <w:t>2026-09-05</w:t>
+      <w:t>2026-09-06</w:t>
       <w:br/>
       <w:br/>
     </w:r>

--- a/tillsyn/Juvtábákte utvidgning S tillsynsbegäran.docx
+++ b/tillsyn/Juvtábákte utvidgning S tillsynsbegäran.docx
@@ -1250,7 +1250,7 @@
     <w:r>
       <w:tab/>
       <w:tab/>
-      <w:t>2026-09-06</w:t>
+      <w:t>2026-09-07</w:t>
       <w:br/>
       <w:br/>
     </w:r>

--- a/tillsyn/Juvtábákte utvidgning S tillsynsbegäran.docx
+++ b/tillsyn/Juvtábákte utvidgning S tillsynsbegäran.docx
@@ -1250,7 +1250,7 @@
     <w:r>
       <w:tab/>
       <w:tab/>
-      <w:t>2026-09-07</w:t>
+      <w:t>2026-09-08</w:t>
       <w:br/>
       <w:br/>
     </w:r>

--- a/tillsyn/Juvtábákte utvidgning S tillsynsbegäran.docx
+++ b/tillsyn/Juvtábákte utvidgning S tillsynsbegäran.docx
@@ -1250,7 +1250,7 @@
     <w:r>
       <w:tab/>
       <w:tab/>
-      <w:t>2026-09-08</w:t>
+      <w:t>2026-09-09</w:t>
       <w:br/>
       <w:br/>
     </w:r>

--- a/tillsyn/Juvtábákte utvidgning S tillsynsbegäran.docx
+++ b/tillsyn/Juvtábákte utvidgning S tillsynsbegäran.docx
@@ -1250,7 +1250,7 @@
     <w:r>
       <w:tab/>
       <w:tab/>
-      <w:t>2026-09-09</w:t>
+      <w:t>2026-09-10</w:t>
       <w:br/>
       <w:br/>
     </w:r>

--- a/tillsyn/Juvtábákte utvidgning S tillsynsbegäran.docx
+++ b/tillsyn/Juvtábákte utvidgning S tillsynsbegäran.docx
@@ -1250,7 +1250,7 @@
     <w:r>
       <w:tab/>
       <w:tab/>
-      <w:t>2026-09-10</w:t>
+      <w:t>2026-09-11</w:t>
       <w:br/>
       <w:br/>
     </w:r>

--- a/tillsyn/Juvtábákte utvidgning S tillsynsbegäran.docx
+++ b/tillsyn/Juvtábákte utvidgning S tillsynsbegäran.docx
@@ -1250,7 +1250,7 @@
     <w:r>
       <w:tab/>
       <w:tab/>
-      <w:t>2026-09-11</w:t>
+      <w:t>2026-09-12</w:t>
       <w:br/>
       <w:br/>
     </w:r>
